--- a/Admin_Audit_Log_Business_Overview.docx
+++ b/Admin_Audit_Log_Business_Overview.docx
@@ -45,7 +45,7 @@
           <w:szCs w:val="18"/>
           <w:rFonts w:ascii="Calibri" w:cs="Calibri" w:eastAsia="Calibri" w:hAnsi="Calibri"/>
         </w:rPr>
-        <w:t xml:space="preserve">Date: 31 July 2026</w:t>
+        <w:t xml:space="preserve">Date: 05 August 2026</w:t>
       </w:r>
     </w:p>
     <w:p>
@@ -1065,7 +1065,7 @@
                 <w:szCs w:val="18"/>
                 <w:rFonts w:ascii="Calibri" w:cs="Calibri" w:eastAsia="Calibri" w:hAnsi="Calibri"/>
               </w:rPr>
-              <w:t xml:space="preserve">Designed — to be built</w:t>
+              <w:t xml:space="preserve">Live</w:t>
             </w:r>
           </w:p>
         </w:tc>
@@ -1119,7 +1119,7 @@
                 <w:szCs w:val="18"/>
                 <w:rFonts w:ascii="Calibri" w:cs="Calibri" w:eastAsia="Calibri" w:hAnsi="Calibri"/>
               </w:rPr>
-              <w:t xml:space="preserve">Designed — to be built</w:t>
+              <w:t xml:space="preserve">Live</w:t>
             </w:r>
           </w:p>
         </w:tc>
@@ -1175,7 +1175,7 @@
                 <w:szCs w:val="18"/>
                 <w:rFonts w:ascii="Calibri" w:cs="Calibri" w:eastAsia="Calibri" w:hAnsi="Calibri"/>
               </w:rPr>
-              <w:t xml:space="preserve">Designed — to be built</w:t>
+              <w:t xml:space="preserve">Live</w:t>
             </w:r>
           </w:p>
         </w:tc>
